--- a/pr-preview/pr-382/chapters/teaching-tracked-changes.docx
+++ b/pr-preview/pr-382/chapters/teaching-tracked-changes.docx
@@ -16,7 +16,7 @@
       </w:pPr>
       <w:del w:id="1" w:author="PR Preview" w:date="2026-01-01T00:00:00Z">
         <w:r>
-          <w:delText xml:space="preserve">Last modified: 2026-10-26 23:59:30 (PDT)</w:delText>
+          <w:delText xml:space="preserve">Last modified: 2026-10-27 01:39:34 (PDT)</w:delText>
         </w:r>
       </w:del>
     </w:p>
@@ -26,7 +26,7 @@
       </w:pPr>
       <w:ins w:id="2" w:author="PR Preview" w:date="2026-01-01T00:00:00Z">
         <w:r>
-          <w:t xml:space="preserve">Last modified: 2026-10-27 01:25:16 (PDT)</w:t>
+          <w:t xml:space="preserve">Last modified: 2026-10-27 03:58:50 (PDT)</w:t>
         </w:r>
       </w:ins>
     </w:p>
@@ -474,7 +474,7 @@
       </w:ins>
       <w:ins w:id="13" w:author="PR Preview" w:date="2026-01-01T00:00:00Z">
         <w:r>
-          <w:t xml:space="preserve">The same holds for any list item or step inside an exercise.</w:t>
+          <w:t xml:space="preserve">Split a list item or step inside an exercise the same way,</w:t>
         </w:r>
       </w:ins>
       <w:ins w:id="14" w:author="PR Preview" w:date="2026-01-01T00:00:00Z">
@@ -484,7 +484,7 @@
       </w:ins>
       <w:ins w:id="15" w:author="PR Preview" w:date="2026-01-01T00:00:00Z">
         <w:r>
-          <w:t xml:space="preserve">Words such as</w:t>
+          <w:t xml:space="preserve">into separate exercises.</w:t>
         </w:r>
       </w:ins>
       <w:ins w:id="16" w:author="PR Preview" w:date="2026-01-01T00:00:00Z">
@@ -494,22 +494,22 @@
       </w:ins>
       <w:ins w:id="17" w:author="PR Preview" w:date="2026-01-01T00:00:00Z">
         <w:r>
-          <w:t xml:space="preserve">“and then”</w:t>
+          <w:t xml:space="preserve">Phrases such as</w:t>
         </w:r>
       </w:ins>
       <w:ins w:id="18" w:author="PR Preview" w:date="2026-01-01T00:00:00Z">
         <w:r>
-          <w:t xml:space="preserve">,</w:t>
+          <w:t xml:space="preserve"> </w:t>
         </w:r>
       </w:ins>
       <w:ins w:id="19" w:author="PR Preview" w:date="2026-01-01T00:00:00Z">
         <w:r>
-          <w:t xml:space="preserve"> </w:t>
+          <w:t xml:space="preserve">“and then”</w:t>
         </w:r>
       </w:ins>
       <w:ins w:id="20" w:author="PR Preview" w:date="2026-01-01T00:00:00Z">
         <w:r>
-          <w:t xml:space="preserve">“and also”</w:t>
+          <w:t xml:space="preserve">,</w:t>
         </w:r>
       </w:ins>
       <w:ins w:id="21" w:author="PR Preview" w:date="2026-01-01T00:00:00Z">
@@ -519,25 +519,30 @@
       </w:ins>
       <w:ins w:id="22" w:author="PR Preview" w:date="2026-01-01T00:00:00Z">
         <w:r>
-          <w:t xml:space="preserve">and</w:t>
+          <w:t xml:space="preserve">“and also”</w:t>
         </w:r>
       </w:ins>
       <w:ins w:id="23" w:author="PR Preview" w:date="2026-01-01T00:00:00Z">
         <w:r>
-          <w:t xml:space="preserve"> </w:t>
+          <w:t xml:space="preserve">, and</w:t>
         </w:r>
       </w:ins>
       <w:ins w:id="24" w:author="PR Preview" w:date="2026-01-01T00:00:00Z">
         <w:r>
-          <w:t xml:space="preserve">“, and compare”</w:t>
+          <w:t xml:space="preserve"> </w:t>
         </w:r>
       </w:ins>
       <w:ins w:id="25" w:author="PR Preview" w:date="2026-01-01T00:00:00Z">
         <w:r>
+          <w:t xml:space="preserve">“and compare”</w:t>
+        </w:r>
+      </w:ins>
+      <w:ins w:id="26" w:author="PR Preview" w:date="2026-01-01T00:00:00Z">
+        <w:r>
           <w:t xml:space="preserve"> </w:t>
         </w:r>
       </w:ins>
-      <w:ins w:id="26" w:author="PR Preview" w:date="2026-01-01T00:00:00Z">
+      <w:ins w:id="27" w:author="PR Preview" w:date="2026-01-01T00:00:00Z">
         <w:r>
           <w:t xml:space="preserve">mark a second ask.</w:t>
         </w:r>
@@ -3708,13 +3713,13 @@
       </w:r>
     </w:p>
     <w:bookmarkEnd w:id="37"/>
-    <w:bookmarkStart w:id="46" w:name="present-r-results-with-modern-packages"/>
+    <w:bookmarkStart w:id="38" w:name="Xf53ecb3398b87b82ffd1a126dd02e87a65bb694"/>
     <w:p>
       <w:pPr>
         <w:pStyle w:val="Heading2"/>
       </w:pPr>
       <w:r>
-        <w:t xml:space="preserve">12 Present R results with modern packages</w:t>
+        <w:t xml:space="preserve">12 Keep each step’s code in one chunk, and put parallel chunks in a language tabset</w:t>
       </w:r>
     </w:p>
     <w:p>
@@ -3722,6 +3727,275 @@
         <w:pStyle w:val="FirstParagraph"/>
       </w:pPr>
       <w:r>
+        <w:t xml:space="preserve">This rule applies to every executed code chunk in teaching materials,</w:t>
+      </w:r>
+      <w:r>
+        <w:t xml:space="preserve"> </w:t>
+      </w:r>
+      <w:r>
+        <w:t xml:space="preserve">in every course and every teaching repository, in every language.</w:t>
+      </w:r>
+    </w:p>
+    <w:p>
+      <w:pPr>
+        <w:pStyle w:val="Compact"/>
+        <w:numPr>
+          <w:ilvl w:val="0"/>
+          <w:numId w:val="1009"/>
+        </w:numPr>
+      </w:pPr>
+      <w:r>
+        <w:t xml:space="preserve">Put parallel versions of one computation in one language tabset, never one chunk after another.</w:t>
+      </w:r>
+      <w:r>
+        <w:t xml:space="preserve"> </w:t>
+      </w:r>
+      <w:r>
+        <w:t xml:space="preserve">A reader should see one language at a time.</w:t>
+      </w:r>
+    </w:p>
+    <w:p>
+      <w:pPr>
+        <w:pStyle w:val="Compact"/>
+        <w:numPr>
+          <w:ilvl w:val="0"/>
+          <w:numId w:val="1009"/>
+        </w:numPr>
+      </w:pPr>
+      <w:r>
+        <w:t xml:space="preserve">Write one chunk for each step of the computation.</w:t>
+      </w:r>
+      <w:r>
+        <w:t xml:space="preserve"> </w:t>
+      </w:r>
+      <w:r>
+        <w:t xml:space="preserve">A figure’s code is one chunk, even when it takes ten lines.</w:t>
+      </w:r>
+    </w:p>
+    <w:p>
+      <w:pPr>
+        <w:pStyle w:val="Compact"/>
+        <w:numPr>
+          <w:ilvl w:val="0"/>
+          <w:numId w:val="1009"/>
+        </w:numPr>
+      </w:pPr>
+      <w:r>
+        <w:t xml:space="preserve">Split a chunk only for a reason that the reader can see:</w:t>
+      </w:r>
+    </w:p>
+    <w:p>
+      <w:pPr>
+        <w:pStyle w:val="Compact"/>
+        <w:numPr>
+          <w:ilvl w:val="1"/>
+          <w:numId w:val="1010"/>
+        </w:numPr>
+      </w:pPr>
+      <w:r>
+        <w:rPr>
+          <w:b/>
+          <w:bCs/>
+        </w:rPr>
+        <w:t xml:space="preserve">Own label or options</w:t>
+      </w:r>
+      <w:r>
+        <w:t xml:space="preserve">: the second part needs its own label, caption or chunk options.</w:t>
+      </w:r>
+    </w:p>
+    <w:p>
+      <w:pPr>
+        <w:pStyle w:val="Compact"/>
+        <w:numPr>
+          <w:ilvl w:val="1"/>
+          <w:numId w:val="1010"/>
+        </w:numPr>
+      </w:pPr>
+      <w:r>
+        <w:rPr>
+          <w:b/>
+          <w:bCs/>
+        </w:rPr>
+        <w:t xml:space="preserve">Separate output</w:t>
+      </w:r>
+      <w:r>
+        <w:t xml:space="preserve">: the second part shows output that the first part should not.</w:t>
+      </w:r>
+    </w:p>
+    <w:p>
+      <w:pPr>
+        <w:pStyle w:val="Compact"/>
+        <w:numPr>
+          <w:ilvl w:val="1"/>
+          <w:numId w:val="1010"/>
+        </w:numPr>
+      </w:pPr>
+      <w:r>
+        <w:rPr>
+          <w:b/>
+          <w:bCs/>
+        </w:rPr>
+        <w:t xml:space="preserve">Dependent prose</w:t>
+      </w:r>
+      <w:r>
+        <w:t xml:space="preserve">: prose between the parts needs the first part’s output.</w:t>
+      </w:r>
+    </w:p>
+    <w:p>
+      <w:pPr>
+        <w:pStyle w:val="Compact"/>
+        <w:numPr>
+          <w:ilvl w:val="0"/>
+          <w:numId w:val="1009"/>
+        </w:numPr>
+      </w:pPr>
+      <w:r>
+        <w:t xml:space="preserve">Do not split a chunk to name its parts, or to keep it short.</w:t>
+      </w:r>
+      <w:r>
+        <w:t xml:space="preserve"> </w:t>
+      </w:r>
+      <w:r>
+        <w:t xml:space="preserve">Comments name the parts</w:t>
+      </w:r>
+      <w:r>
+        <w:t xml:space="preserve"> </w:t>
+      </w:r>
+      <w:r>
+        <w:t xml:space="preserve">(see</w:t>
+      </w:r>
+      <w:r>
+        <w:t xml:space="preserve"> </w:t>
+      </w:r>
+      <w:hyperlink w:anchor="X7c0de8eaf50a5b2644eabf66f1f9b734b8a4a71">
+        <w:r>
+          <w:rPr>
+            <w:rStyle w:val="Hyperlink"/>
+          </w:rPr>
+          <w:t xml:space="preserve">Comment every code chunk to say what and why</w:t>
+        </w:r>
+      </w:hyperlink>
+      <w:r>
+        <w:t xml:space="preserve">).</w:t>
+      </w:r>
+    </w:p>
+    <w:p>
+      <w:pPr>
+        <w:pStyle w:val="Compact"/>
+        <w:numPr>
+          <w:ilvl w:val="0"/>
+          <w:numId w:val="1009"/>
+        </w:numPr>
+      </w:pPr>
+      <w:r>
+        <w:t xml:space="preserve">Give a chunk that only stores values for later code or inline code</w:t>
+      </w:r>
+      <w:r>
+        <w:t xml:space="preserve"> </w:t>
+      </w:r>
+      <w:r>
+        <w:rPr>
+          <w:rStyle w:val="VerbatimChar"/>
+        </w:rPr>
+        <w:t xml:space="preserve">#| include: false</w:t>
+      </w:r>
+      <w:r>
+        <w:t xml:space="preserve">.</w:t>
+      </w:r>
+      <w:r>
+        <w:t xml:space="preserve"> </w:t>
+      </w:r>
+      <w:r>
+        <w:t xml:space="preserve">When the chunk that computes those values is already hidden, merge the storing code into that chunk.</w:t>
+      </w:r>
+    </w:p>
+    <w:p>
+      <w:pPr>
+        <w:pStyle w:val="Compact"/>
+        <w:numPr>
+          <w:ilvl w:val="0"/>
+          <w:numId w:val="1009"/>
+        </w:numPr>
+      </w:pPr>
+      <w:r>
+        <w:t xml:space="preserve">Check for output that splits a chunk without a reason.</w:t>
+      </w:r>
+      <w:r>
+        <w:t xml:space="preserve"> </w:t>
+      </w:r>
+      <w:r>
+        <w:t xml:space="preserve">In Python, reticulate prints the value of each top-level call that returns something other than</w:t>
+      </w:r>
+      <w:r>
+        <w:t xml:space="preserve"> </w:t>
+      </w:r>
+      <w:r>
+        <w:rPr>
+          <w:rStyle w:val="VerbatimChar"/>
+        </w:rPr>
+        <w:t xml:space="preserve">None</w:t>
+      </w:r>
+      <w:r>
+        <w:t xml:space="preserve"> </w:t>
+      </w:r>
+      <w:r>
+        <w:t xml:space="preserve">and shows the chunk as one code block per printed value,</w:t>
+      </w:r>
+      <w:r>
+        <w:t xml:space="preserve"> </w:t>
+      </w:r>
+      <w:r>
+        <w:t xml:space="preserve">such as a</w:t>
+      </w:r>
+      <w:r>
+        <w:t xml:space="preserve"> </w:t>
+      </w:r>
+      <w:r>
+        <w:rPr>
+          <w:rStyle w:val="VerbatimChar"/>
+        </w:rPr>
+        <w:t xml:space="preserve">&lt;matplotlib.lines.Line2D object at 0x...&gt;</w:t>
+      </w:r>
+      <w:r>
+        <w:t xml:space="preserve"> </w:t>
+      </w:r>
+      <w:r>
+        <w:t xml:space="preserve">line after every</w:t>
+      </w:r>
+      <w:r>
+        <w:t xml:space="preserve"> </w:t>
+      </w:r>
+      <w:r>
+        <w:rPr>
+          <w:rStyle w:val="VerbatimChar"/>
+        </w:rPr>
+        <w:t xml:space="preserve">ax.plot(...)</w:t>
+      </w:r>
+      <w:r>
+        <w:t xml:space="preserve">.</w:t>
+      </w:r>
+      <w:r>
+        <w:t xml:space="preserve"> </w:t>
+      </w:r>
+      <w:r>
+        <w:t xml:space="preserve">End each such call with a semicolon, or assign its value.</w:t>
+      </w:r>
+    </w:p>
+    <w:bookmarkEnd w:id="38"/>
+    <w:bookmarkStart w:id="47" w:name="present-r-results-with-modern-packages"/>
+    <w:p>
+      <w:pPr>
+        <w:pStyle w:val="Heading2"/>
+      </w:pPr>
+      <w:r>
+        <w:t xml:space="preserve">13 Present R results with modern packages</w:t>
+      </w:r>
+    </w:p>
+    <w:p>
+      <w:pPr>
+        <w:pStyle w:val="FirstParagraph"/>
+      </w:pPr>
+      <w:r>
         <w:t xml:space="preserve">This rule applies to all R code in teaching materials,</w:t>
       </w:r>
       <w:r>
@@ -3736,7 +4010,7 @@
         <w:pStyle w:val="Compact"/>
         <w:numPr>
           <w:ilvl w:val="0"/>
-          <w:numId w:val="1009"/>
+          <w:numId w:val="1011"/>
         </w:numPr>
       </w:pPr>
       <w:r>
@@ -3781,7 +4055,7 @@
         <w:pStyle w:val="Compact"/>
         <w:numPr>
           <w:ilvl w:val="0"/>
-          <w:numId w:val="1009"/>
+          <w:numId w:val="1011"/>
         </w:numPr>
       </w:pPr>
       <w:r>
@@ -3790,7 +4064,7 @@
       <w:r>
         <w:t xml:space="preserve"> </w:t>
       </w:r>
-      <w:hyperlink r:id="rId38">
+      <w:hyperlink r:id="rId39">
         <w:r>
           <w:rPr>
             <w:rStyle w:val="Hyperlink"/>
@@ -3822,7 +4096,7 @@
       <w:r>
         <w:t xml:space="preserve"> </w:t>
       </w:r>
-      <w:hyperlink r:id="rId39">
+      <w:hyperlink r:id="rId40">
         <w:r>
           <w:rPr>
             <w:rStyle w:val="Hyperlink"/>
@@ -3887,7 +4161,7 @@
         <w:pStyle w:val="Compact"/>
         <w:numPr>
           <w:ilvl w:val="0"/>
-          <w:numId w:val="1009"/>
+          <w:numId w:val="1011"/>
         </w:numPr>
       </w:pPr>
       <w:r>
@@ -3896,7 +4170,7 @@
       <w:r>
         <w:t xml:space="preserve"> </w:t>
       </w:r>
-      <w:hyperlink r:id="rId40">
+      <w:hyperlink r:id="rId41">
         <w:r>
           <w:rPr>
             <w:rStyle w:val="Hyperlink"/>
@@ -3958,7 +4232,7 @@
         <w:pStyle w:val="Compact"/>
         <w:numPr>
           <w:ilvl w:val="0"/>
-          <w:numId w:val="1009"/>
+          <w:numId w:val="1011"/>
         </w:numPr>
       </w:pPr>
       <w:r>
@@ -3967,7 +4241,7 @@
       <w:r>
         <w:t xml:space="preserve"> </w:t>
       </w:r>
-      <w:hyperlink r:id="rId41">
+      <w:hyperlink r:id="rId42">
         <w:r>
           <w:rPr>
             <w:rStyle w:val="Hyperlink"/>
@@ -3984,7 +4258,7 @@
       <w:r>
         <w:t xml:space="preserve"> </w:t>
       </w:r>
-      <w:hyperlink r:id="rId42">
+      <w:hyperlink r:id="rId43">
         <w:r>
           <w:rPr>
             <w:rStyle w:val="Hyperlink"/>
@@ -4007,7 +4281,7 @@
       <w:r>
         <w:t xml:space="preserve"> </w:t>
       </w:r>
-      <w:hyperlink r:id="rId43">
+      <w:hyperlink r:id="rId44">
         <w:r>
           <w:rPr>
             <w:rStyle w:val="Hyperlink"/>
@@ -4039,7 +4313,7 @@
         <w:pStyle w:val="Compact"/>
         <w:numPr>
           <w:ilvl w:val="0"/>
-          <w:numId w:val="1009"/>
+          <w:numId w:val="1011"/>
         </w:numPr>
       </w:pPr>
       <w:r>
@@ -4063,7 +4337,7 @@
       <w:r>
         <w:t xml:space="preserve"> </w:t>
       </w:r>
-      <w:hyperlink r:id="rId44">
+      <w:hyperlink r:id="rId45">
         <w:r>
           <w:rPr>
             <w:rStyle w:val="Hyperlink"/>
@@ -4092,7 +4366,7 @@
         <w:pStyle w:val="Compact"/>
         <w:numPr>
           <w:ilvl w:val="0"/>
-          <w:numId w:val="1009"/>
+          <w:numId w:val="1011"/>
         </w:numPr>
       </w:pPr>
       <w:r>
@@ -4101,7 +4375,7 @@
       <w:r>
         <w:t xml:space="preserve"> </w:t>
       </w:r>
-      <w:hyperlink r:id="rId45">
+      <w:hyperlink r:id="rId46">
         <w:r>
           <w:rPr>
             <w:rStyle w:val="Hyperlink"/>
@@ -4116,14 +4390,14 @@
         <w:t xml:space="preserve">notes show the style.</w:t>
       </w:r>
     </w:p>
-    <w:bookmarkEnd w:id="46"/>
-    <w:bookmarkStart w:id="50" w:name="manipulate-data-with-dplyr-not-base-r"/>
+    <w:bookmarkEnd w:id="47"/>
+    <w:bookmarkStart w:id="51" w:name="manipulate-data-with-dplyr-not-base-r"/>
     <w:p>
       <w:pPr>
         <w:pStyle w:val="Heading2"/>
       </w:pPr>
       <w:r>
-        <w:t xml:space="preserve">13 Manipulate data with dplyr, not base R</w:t>
+        <w:t xml:space="preserve">14 Manipulate data with dplyr, not base R</w:t>
       </w:r>
     </w:p>
     <w:p>
@@ -4145,7 +4419,7 @@
         <w:pStyle w:val="Compact"/>
         <w:numPr>
           <w:ilvl w:val="0"/>
-          <w:numId w:val="1010"/>
+          <w:numId w:val="1012"/>
         </w:numPr>
       </w:pPr>
       <w:r>
@@ -4154,7 +4428,7 @@
       <w:r>
         <w:t xml:space="preserve"> </w:t>
       </w:r>
-      <w:hyperlink r:id="rId47">
+      <w:hyperlink r:id="rId48">
         <w:r>
           <w:rPr>
             <w:rStyle w:val="Hyperlink"/>
@@ -4216,7 +4490,7 @@
         <w:pStyle w:val="Compact"/>
         <w:numPr>
           <w:ilvl w:val="0"/>
-          <w:numId w:val="1010"/>
+          <w:numId w:val="1012"/>
         </w:numPr>
       </w:pPr>
       <w:r>
@@ -4267,7 +4541,7 @@
         <w:pStyle w:val="Compact"/>
         <w:numPr>
           <w:ilvl w:val="0"/>
-          <w:numId w:val="1010"/>
+          <w:numId w:val="1012"/>
         </w:numPr>
       </w:pPr>
       <w:r>
@@ -4303,7 +4577,7 @@
         <w:pStyle w:val="Compact"/>
         <w:numPr>
           <w:ilvl w:val="0"/>
-          <w:numId w:val="1010"/>
+          <w:numId w:val="1012"/>
         </w:numPr>
       </w:pPr>
       <w:r>
@@ -4312,7 +4586,7 @@
       <w:r>
         <w:t xml:space="preserve"> </w:t>
       </w:r>
-      <w:hyperlink r:id="rId48">
+      <w:hyperlink r:id="rId49">
         <w:r>
           <w:rPr>
             <w:rStyle w:val="Hyperlink"/>
@@ -4359,7 +4633,7 @@
         <w:pStyle w:val="Compact"/>
         <w:numPr>
           <w:ilvl w:val="0"/>
-          <w:numId w:val="1010"/>
+          <w:numId w:val="1012"/>
         </w:numPr>
       </w:pPr>
       <w:r>
@@ -4395,7 +4669,7 @@
         <w:pStyle w:val="Compact"/>
         <w:numPr>
           <w:ilvl w:val="0"/>
-          <w:numId w:val="1010"/>
+          <w:numId w:val="1012"/>
         </w:numPr>
       </w:pPr>
       <w:r>
@@ -4404,7 +4678,7 @@
       <w:r>
         <w:t xml:space="preserve"> </w:t>
       </w:r>
-      <w:hyperlink r:id="rId49">
+      <w:hyperlink r:id="rId50">
         <w:r>
           <w:rPr>
             <w:rStyle w:val="Hyperlink"/>
@@ -4451,7 +4725,7 @@
         <w:pStyle w:val="Compact"/>
         <w:numPr>
           <w:ilvl w:val="0"/>
-          <w:numId w:val="1010"/>
+          <w:numId w:val="1012"/>
         </w:numPr>
       </w:pPr>
       <w:r>
@@ -4475,7 +4749,7 @@
         <w:pStyle w:val="Compact"/>
         <w:numPr>
           <w:ilvl w:val="0"/>
-          <w:numId w:val="1010"/>
+          <w:numId w:val="1012"/>
         </w:numPr>
       </w:pPr>
       <w:r>
@@ -4574,7 +4848,7 @@
         <w:pStyle w:val="Compact"/>
         <w:numPr>
           <w:ilvl w:val="0"/>
-          <w:numId w:val="1010"/>
+          <w:numId w:val="1012"/>
         </w:numPr>
       </w:pPr>
       <w:r>
@@ -4593,14 +4867,14 @@
         <w:t xml:space="preserve">The rule is about selecting, filtering and building data frames.</w:t>
       </w:r>
     </w:p>
-    <w:bookmarkEnd w:id="50"/>
-    <w:bookmarkStart w:id="52" w:name="X2bc6121e3a2f39a37d8a6591d77df16bd22bd0b"/>
+    <w:bookmarkEnd w:id="51"/>
+    <w:bookmarkStart w:id="53" w:name="X2bc6121e3a2f39a37d8a6591d77df16bd22bd0b"/>
     <w:p>
       <w:pPr>
         <w:pStyle w:val="Heading2"/>
       </w:pPr>
       <w:r>
-        <w:t xml:space="preserve">14 Include code from files instead of copying it</w:t>
+        <w:t xml:space="preserve">15 Include code from files instead of copying it</w:t>
       </w:r>
     </w:p>
     <w:p>
@@ -4616,7 +4890,7 @@
         <w:pStyle w:val="Compact"/>
         <w:numPr>
           <w:ilvl w:val="0"/>
-          <w:numId w:val="1011"/>
+          <w:numId w:val="1013"/>
         </w:numPr>
       </w:pPr>
       <w:r>
@@ -4660,7 +4934,7 @@
         <w:pStyle w:val="Compact"/>
         <w:numPr>
           <w:ilvl w:val="0"/>
-          <w:numId w:val="1011"/>
+          <w:numId w:val="1013"/>
         </w:numPr>
       </w:pPr>
       <w:r>
@@ -4687,7 +4961,7 @@
       <w:r>
         <w:t xml:space="preserve"> </w:t>
       </w:r>
-      <w:hyperlink r:id="rId51">
+      <w:hyperlink r:id="rId52">
         <w:r>
           <w:rPr>
             <w:rStyle w:val="Hyperlink"/>
@@ -4773,7 +5047,7 @@
         <w:pStyle w:val="Compact"/>
         <w:numPr>
           <w:ilvl w:val="0"/>
-          <w:numId w:val="1011"/>
+          <w:numId w:val="1013"/>
         </w:numPr>
       </w:pPr>
       <w:r>
@@ -4818,7 +5092,7 @@
         <w:pStyle w:val="Compact"/>
         <w:numPr>
           <w:ilvl w:val="0"/>
-          <w:numId w:val="1011"/>
+          <w:numId w:val="1013"/>
         </w:numPr>
       </w:pPr>
       <w:r>
@@ -4864,14 +5138,14 @@
         <w:t xml:space="preserve">directory it creates.</w:t>
       </w:r>
     </w:p>
-    <w:bookmarkEnd w:id="52"/>
-    <w:bookmarkStart w:id="53" w:name="X7c0de8eaf50a5b2644eabf66f1f9b734b8a4a71"/>
+    <w:bookmarkEnd w:id="53"/>
+    <w:bookmarkStart w:id="54" w:name="X7c0de8eaf50a5b2644eabf66f1f9b734b8a4a71"/>
     <w:p>
       <w:pPr>
         <w:pStyle w:val="Heading2"/>
       </w:pPr>
       <w:r>
-        <w:t xml:space="preserve">15 Comment every code chunk to say what and why</w:t>
+        <w:t xml:space="preserve">16 Comment every code chunk to say what and why</w:t>
       </w:r>
     </w:p>
     <w:p>
@@ -4893,7 +5167,7 @@
         <w:pStyle w:val="Compact"/>
         <w:numPr>
           <w:ilvl w:val="0"/>
-          <w:numId w:val="1012"/>
+          <w:numId w:val="1014"/>
         </w:numPr>
       </w:pPr>
       <w:r>
@@ -4911,7 +5185,7 @@
         <w:pStyle w:val="Compact"/>
         <w:numPr>
           <w:ilvl w:val="0"/>
-          <w:numId w:val="1012"/>
+          <w:numId w:val="1014"/>
         </w:numPr>
       </w:pPr>
       <w:r>
@@ -4929,7 +5203,7 @@
         <w:pStyle w:val="Compact"/>
         <w:numPr>
           <w:ilvl w:val="0"/>
-          <w:numId w:val="1012"/>
+          <w:numId w:val="1014"/>
         </w:numPr>
       </w:pPr>
       <w:r>
@@ -5027,7 +5301,7 @@
         <w:pStyle w:val="Compact"/>
         <w:numPr>
           <w:ilvl w:val="0"/>
-          <w:numId w:val="1012"/>
+          <w:numId w:val="1014"/>
         </w:numPr>
       </w:pPr>
       <w:r>
@@ -5040,14 +5314,14 @@
         <w:t xml:space="preserve">such as a transformation, a modeling choice, a tuning value or a random seed.</w:t>
       </w:r>
     </w:p>
-    <w:bookmarkEnd w:id="53"/>
-    <w:bookmarkStart w:id="54" w:name="X94063c6448bea82c8f1e8d367c642bbe2eda89b"/>
+    <w:bookmarkEnd w:id="54"/>
+    <w:bookmarkStart w:id="55" w:name="X94063c6448bea82c8f1e8d367c642bbe2eda89b"/>
     <w:p>
       <w:pPr>
         <w:pStyle w:val="Heading2"/>
       </w:pPr>
       <w:r>
-        <w:t xml:space="preserve">16 Set</w:t>
+        <w:t xml:space="preserve">17 Set</w:t>
       </w:r>
       <w:r>
         <w:t xml:space="preserve"> </w:t>
@@ -5125,7 +5399,7 @@
         <w:pStyle w:val="Compact"/>
         <w:numPr>
           <w:ilvl w:val="0"/>
-          <w:numId w:val="1013"/>
+          <w:numId w:val="1015"/>
         </w:numPr>
       </w:pPr>
       <w:r>
@@ -5158,7 +5432,7 @@
         <w:pStyle w:val="Compact"/>
         <w:numPr>
           <w:ilvl w:val="0"/>
-          <w:numId w:val="1013"/>
+          <w:numId w:val="1015"/>
         </w:numPr>
       </w:pPr>
       <w:r>
@@ -5191,7 +5465,7 @@
         <w:pStyle w:val="Compact"/>
         <w:numPr>
           <w:ilvl w:val="0"/>
-          <w:numId w:val="1013"/>
+          <w:numId w:val="1015"/>
         </w:numPr>
       </w:pPr>
       <w:r>
@@ -5281,14 +5555,14 @@
         <w:t xml:space="preserve">.</w:t>
       </w:r>
     </w:p>
-    <w:bookmarkEnd w:id="54"/>
-    <w:bookmarkStart w:id="55" w:name="Xffa5a3357c8672d830c88e1e58a0ef107550647"/>
+    <w:bookmarkEnd w:id="55"/>
+    <w:bookmarkStart w:id="56" w:name="Xffa5a3357c8672d830c88e1e58a0ef107550647"/>
     <w:p>
       <w:pPr>
         <w:pStyle w:val="Heading2"/>
       </w:pPr>
       <w:r>
-        <w:t xml:space="preserve">17 Introduce every function in a programming primer</w:t>
+        <w:t xml:space="preserve">18 Introduce every function in a programming primer</w:t>
       </w:r>
     </w:p>
     <w:p>
@@ -5310,7 +5584,7 @@
         <w:pStyle w:val="Compact"/>
         <w:numPr>
           <w:ilvl w:val="0"/>
-          <w:numId w:val="1014"/>
+          <w:numId w:val="1016"/>
         </w:numPr>
       </w:pPr>
       <w:r>
@@ -5334,7 +5608,7 @@
         <w:pStyle w:val="Compact"/>
         <w:numPr>
           <w:ilvl w:val="0"/>
-          <w:numId w:val="1014"/>
+          <w:numId w:val="1016"/>
         </w:numPr>
       </w:pPr>
       <w:r>
@@ -5364,7 +5638,7 @@
         <w:pStyle w:val="Compact"/>
         <w:numPr>
           <w:ilvl w:val="0"/>
-          <w:numId w:val="1014"/>
+          <w:numId w:val="1016"/>
         </w:numPr>
       </w:pPr>
       <w:r>
@@ -5388,7 +5662,7 @@
         <w:pStyle w:val="Compact"/>
         <w:numPr>
           <w:ilvl w:val="0"/>
-          <w:numId w:val="1014"/>
+          <w:numId w:val="1016"/>
         </w:numPr>
       </w:pPr>
       <w:r>
@@ -5401,22 +5675,22 @@
         <w:t xml:space="preserve">A chapter introduces those where it defines them.</w:t>
       </w:r>
     </w:p>
-    <w:bookmarkEnd w:id="55"/>
-    <w:bookmarkStart w:id="56" w:name="make-figures-accessible"/>
+    <w:bookmarkEnd w:id="56"/>
+    <w:bookmarkStart w:id="57" w:name="make-figures-accessible"/>
     <w:p>
       <w:pPr>
         <w:pStyle w:val="Heading2"/>
       </w:pPr>
       <w:r>
-        <w:t xml:space="preserve">18 Make figures accessible</w:t>
-      </w:r>
-    </w:p>
-    <w:p>
-      <w:pPr>
-        <w:pStyle w:val="Compact"/>
-        <w:numPr>
-          <w:ilvl w:val="0"/>
-          <w:numId w:val="1015"/>
+        <w:t xml:space="preserve">19 Make figures accessible</w:t>
+      </w:r>
+    </w:p>
+    <w:p>
+      <w:pPr>
+        <w:pStyle w:val="Compact"/>
+        <w:numPr>
+          <w:ilvl w:val="0"/>
+          <w:numId w:val="1017"/>
         </w:numPr>
       </w:pPr>
       <w:r>
@@ -5443,7 +5717,7 @@
         <w:pStyle w:val="Compact"/>
         <w:numPr>
           <w:ilvl w:val="0"/>
-          <w:numId w:val="1015"/>
+          <w:numId w:val="1017"/>
         </w:numPr>
       </w:pPr>
       <w:r>
@@ -5473,7 +5747,7 @@
         <w:pStyle w:val="Compact"/>
         <w:numPr>
           <w:ilvl w:val="0"/>
-          <w:numId w:val="1015"/>
+          <w:numId w:val="1017"/>
         </w:numPr>
       </w:pPr>
       <w:r>
@@ -5512,7 +5786,7 @@
         <w:pStyle w:val="Compact"/>
         <w:numPr>
           <w:ilvl w:val="0"/>
-          <w:numId w:val="1015"/>
+          <w:numId w:val="1017"/>
         </w:numPr>
       </w:pPr>
       <w:r>
@@ -5537,22 +5811,22 @@
         <w:t xml:space="preserve">(observed when rendering lecture notes to PDF).</w:t>
       </w:r>
     </w:p>
-    <w:bookmarkEnd w:id="56"/>
-    <w:bookmarkStart w:id="58" w:name="structure-slides-for-the-reader"/>
+    <w:bookmarkEnd w:id="57"/>
+    <w:bookmarkStart w:id="59" w:name="structure-slides-for-the-reader"/>
     <w:p>
       <w:pPr>
         <w:pStyle w:val="Heading2"/>
       </w:pPr>
       <w:r>
-        <w:t xml:space="preserve">19 Structure slides for the reader</w:t>
-      </w:r>
-    </w:p>
-    <w:p>
-      <w:pPr>
-        <w:pStyle w:val="Compact"/>
-        <w:numPr>
-          <w:ilvl w:val="0"/>
-          <w:numId w:val="1016"/>
+        <w:t xml:space="preserve">20 Structure slides for the reader</w:t>
+      </w:r>
+    </w:p>
+    <w:p>
+      <w:pPr>
+        <w:pStyle w:val="Compact"/>
+        <w:numPr>
+          <w:ilvl w:val="0"/>
+          <w:numId w:val="1018"/>
         </w:numPr>
       </w:pPr>
       <w:r>
@@ -5582,7 +5856,7 @@
         <w:pStyle w:val="Compact"/>
         <w:numPr>
           <w:ilvl w:val="0"/>
-          <w:numId w:val="1016"/>
+          <w:numId w:val="1018"/>
         </w:numPr>
       </w:pPr>
       <w:r>
@@ -5597,7 +5871,7 @@
       <w:r>
         <w:t xml:space="preserve"> </w:t>
       </w:r>
-      <w:hyperlink r:id="rId57">
+      <w:hyperlink r:id="rId58">
         <w:r>
           <w:rPr>
             <w:rStyle w:val="Hyperlink"/>
@@ -5617,7 +5891,7 @@
         <w:pStyle w:val="Compact"/>
         <w:numPr>
           <w:ilvl w:val="0"/>
-          <w:numId w:val="1016"/>
+          <w:numId w:val="1018"/>
         </w:numPr>
       </w:pPr>
       <w:r>
@@ -5644,7 +5918,7 @@
         <w:pStyle w:val="Compact"/>
         <w:numPr>
           <w:ilvl w:val="0"/>
-          <w:numId w:val="1016"/>
+          <w:numId w:val="1018"/>
         </w:numPr>
       </w:pPr>
       <w:r>
@@ -5713,7 +5987,7 @@
         <w:pStyle w:val="Compact"/>
         <w:numPr>
           <w:ilvl w:val="0"/>
-          <w:numId w:val="1016"/>
+          <w:numId w:val="1018"/>
         </w:numPr>
       </w:pPr>
       <w:r>
@@ -5782,7 +6056,7 @@
         <w:pStyle w:val="Compact"/>
         <w:numPr>
           <w:ilvl w:val="0"/>
-          <w:numId w:val="1016"/>
+          <w:numId w:val="1018"/>
         </w:numPr>
       </w:pPr>
       <w:r>
@@ -5806,7 +6080,7 @@
         <w:pStyle w:val="Compact"/>
         <w:numPr>
           <w:ilvl w:val="0"/>
-          <w:numId w:val="1016"/>
+          <w:numId w:val="1018"/>
         </w:numPr>
       </w:pPr>
       <w:r>
@@ -5837,14 +6111,14 @@
         <w:t xml:space="preserve">Put a slide break after the heading and move the text onto content slides.</w:t>
       </w:r>
     </w:p>
-    <w:bookmarkEnd w:id="58"/>
-    <w:bookmarkStart w:id="60" w:name="X5f21f12cbfc4e3df5e838110af4e52db506fec1"/>
+    <w:bookmarkEnd w:id="59"/>
+    <w:bookmarkStart w:id="61" w:name="X5f21f12cbfc4e3df5e838110af4e52db506fec1"/>
     <w:p>
       <w:pPr>
         <w:pStyle w:val="Heading2"/>
       </w:pPr>
       <w:r>
-        <w:t xml:space="preserve">20 Give each concept in a note sheet its own row</w:t>
+        <w:t xml:space="preserve">21 Give each concept in a note sheet its own row</w:t>
       </w:r>
     </w:p>
     <w:p>
@@ -5892,7 +6166,7 @@
         <w:pStyle w:val="Compact"/>
         <w:numPr>
           <w:ilvl w:val="0"/>
-          <w:numId w:val="1017"/>
+          <w:numId w:val="1019"/>
         </w:numPr>
       </w:pPr>
       <w:r>
@@ -5904,7 +6178,7 @@
         <w:pStyle w:val="Compact"/>
         <w:numPr>
           <w:ilvl w:val="0"/>
-          <w:numId w:val="1017"/>
+          <w:numId w:val="1019"/>
         </w:numPr>
       </w:pPr>
       <w:r>
@@ -5922,7 +6196,7 @@
         <w:pStyle w:val="Compact"/>
         <w:numPr>
           <w:ilvl w:val="0"/>
-          <w:numId w:val="1017"/>
+          <w:numId w:val="1019"/>
         </w:numPr>
       </w:pPr>
       <w:r>
@@ -5940,7 +6214,7 @@
         <w:pStyle w:val="Compact"/>
         <w:numPr>
           <w:ilvl w:val="0"/>
-          <w:numId w:val="1017"/>
+          <w:numId w:val="1019"/>
         </w:numPr>
       </w:pPr>
       <w:r>
@@ -5981,7 +6255,7 @@
         <w:t xml:space="preserve">The same rule applies to every other reference table, such as a table of notation.</w:t>
       </w:r>
     </w:p>
-    <w:bookmarkStart w:id="59" w:name="exm-note-sheet-rows"/>
+    <w:bookmarkStart w:id="60" w:name="exm-note-sheet-rows"/>
     <w:p>
       <w:pPr>
         <w:pStyle w:val="BodyText"/>
@@ -6072,15 +6346,15 @@
         <w:t xml:space="preserve">The ✅ rows let the reader find one formula by one label.</w:t>
       </w:r>
     </w:p>
-    <w:bookmarkEnd w:id="59"/>
     <w:bookmarkEnd w:id="60"/>
-    <w:bookmarkStart w:id="61" w:name="talk-about-the-ideas-not-the-notes"/>
+    <w:bookmarkEnd w:id="61"/>
+    <w:bookmarkStart w:id="62" w:name="talk-about-the-ideas-not-the-notes"/>
     <w:p>
       <w:pPr>
         <w:pStyle w:val="Heading2"/>
       </w:pPr>
       <w:r>
-        <w:t xml:space="preserve">21 Talk about the ideas, not the notes</w:t>
+        <w:t xml:space="preserve">22 Talk about the ideas, not the notes</w:t>
       </w:r>
     </w:p>
     <w:p>
@@ -6108,7 +6382,7 @@
         <w:pStyle w:val="Compact"/>
         <w:numPr>
           <w:ilvl w:val="0"/>
-          <w:numId w:val="1018"/>
+          <w:numId w:val="1020"/>
         </w:numPr>
       </w:pPr>
       <w:r>
@@ -6150,7 +6424,7 @@
         <w:pStyle w:val="Compact"/>
         <w:numPr>
           <w:ilvl w:val="0"/>
-          <w:numId w:val="1018"/>
+          <w:numId w:val="1020"/>
         </w:numPr>
       </w:pPr>
       <w:r>
@@ -6189,7 +6463,7 @@
         <w:pStyle w:val="Compact"/>
         <w:numPr>
           <w:ilvl w:val="0"/>
-          <w:numId w:val="1018"/>
+          <w:numId w:val="1020"/>
         </w:numPr>
       </w:pPr>
       <w:r>
@@ -6246,14 +6520,14 @@
         <w:t xml:space="preserve">and it goes stale when the definition moves.</w:t>
       </w:r>
     </w:p>
-    <w:bookmarkEnd w:id="61"/>
-    <w:bookmarkStart w:id="63" w:name="write-grading-rubrics-as-checklists"/>
+    <w:bookmarkEnd w:id="62"/>
+    <w:bookmarkStart w:id="64" w:name="write-grading-rubrics-as-checklists"/>
     <w:p>
       <w:pPr>
         <w:pStyle w:val="Heading2"/>
       </w:pPr>
       <w:r>
-        <w:t xml:space="preserve">22 Write grading rubrics as checklists</w:t>
+        <w:t xml:space="preserve">23 Write grading rubrics as checklists</w:t>
       </w:r>
     </w:p>
     <w:p>
@@ -6299,7 +6573,7 @@
         <w:pStyle w:val="Compact"/>
         <w:numPr>
           <w:ilvl w:val="0"/>
-          <w:numId w:val="1019"/>
+          <w:numId w:val="1021"/>
         </w:numPr>
       </w:pPr>
       <w:r>
@@ -6317,7 +6591,7 @@
         <w:pStyle w:val="Compact"/>
         <w:numPr>
           <w:ilvl w:val="0"/>
-          <w:numId w:val="1019"/>
+          <w:numId w:val="1021"/>
         </w:numPr>
       </w:pPr>
       <w:r>
@@ -6335,7 +6609,7 @@
         <w:pStyle w:val="Compact"/>
         <w:numPr>
           <w:ilvl w:val="0"/>
-          <w:numId w:val="1019"/>
+          <w:numId w:val="1021"/>
         </w:numPr>
       </w:pPr>
       <w:r>
@@ -6362,7 +6636,7 @@
         <w:pStyle w:val="Compact"/>
         <w:numPr>
           <w:ilvl w:val="0"/>
-          <w:numId w:val="1019"/>
+          <w:numId w:val="1021"/>
         </w:numPr>
       </w:pPr>
       <w:r>
@@ -6392,7 +6666,7 @@
         <w:pStyle w:val="Compact"/>
         <w:numPr>
           <w:ilvl w:val="0"/>
-          <w:numId w:val="1019"/>
+          <w:numId w:val="1021"/>
         </w:numPr>
       </w:pPr>
       <w:r>
@@ -6410,7 +6684,7 @@
         <w:pStyle w:val="Compact"/>
         <w:numPr>
           <w:ilvl w:val="0"/>
-          <w:numId w:val="1019"/>
+          <w:numId w:val="1021"/>
         </w:numPr>
       </w:pPr>
       <w:r>
@@ -6423,7 +6697,7 @@
         <w:t xml:space="preserve">such as a single holistic judgment of a proof’s rigor.</w:t>
       </w:r>
     </w:p>
-    <w:bookmarkStart w:id="62" w:name="exm-rubric-checklist"/>
+    <w:bookmarkStart w:id="63" w:name="exm-rubric-checklist"/>
     <w:p>
       <w:pPr>
         <w:pStyle w:val="FirstParagraph"/>
@@ -6627,23 +6901,23 @@
         <w:t xml:space="preserve">and lets a script check that the points sum to the total.</w:t>
       </w:r>
     </w:p>
-    <w:bookmarkEnd w:id="62"/>
     <w:bookmarkEnd w:id="63"/>
-    <w:bookmarkStart w:id="67" w:name="Xcb579568ef754486ebde8b41ba4528bdf380eec"/>
+    <w:bookmarkEnd w:id="64"/>
+    <w:bookmarkStart w:id="68" w:name="Xcb579568ef754486ebde8b41ba4528bdf380eec"/>
     <w:p>
       <w:pPr>
         <w:pStyle w:val="Heading2"/>
       </w:pPr>
       <w:r>
-        <w:t xml:space="preserve">23 Credit other courses without summarizing them</w:t>
-      </w:r>
-    </w:p>
-    <w:p>
-      <w:pPr>
-        <w:pStyle w:val="Compact"/>
-        <w:numPr>
-          <w:ilvl w:val="0"/>
-          <w:numId w:val="1020"/>
+        <w:t xml:space="preserve">24 Credit other courses without summarizing them</w:t>
+      </w:r>
+    </w:p>
+    <w:p>
+      <w:pPr>
+        <w:pStyle w:val="Compact"/>
+        <w:numPr>
+          <w:ilvl w:val="0"/>
+          <w:numId w:val="1022"/>
         </w:numPr>
       </w:pPr>
       <w:r>
@@ -6688,7 +6962,7 @@
       <w:r>
         <w:t xml:space="preserve"> </w:t>
       </w:r>
-      <w:hyperlink r:id="rId64">
+      <w:hyperlink r:id="rId65">
         <w:r>
           <w:rPr>
             <w:rStyle w:val="Hyperlink"/>
@@ -6729,7 +7003,7 @@
         <w:pStyle w:val="Compact"/>
         <w:numPr>
           <w:ilvl w:val="0"/>
-          <w:numId w:val="1020"/>
+          <w:numId w:val="1022"/>
         </w:numPr>
       </w:pPr>
       <w:r>
@@ -6744,7 +7018,7 @@
       <w:r>
         <w:t xml:space="preserve"> </w:t>
       </w:r>
-      <w:hyperlink r:id="rId65">
+      <w:hyperlink r:id="rId66">
         <w:r>
           <w:rPr>
             <w:rStyle w:val="Hyperlink"/>
@@ -6764,7 +7038,7 @@
         <w:pStyle w:val="Compact"/>
         <w:numPr>
           <w:ilvl w:val="0"/>
-          <w:numId w:val="1020"/>
+          <w:numId w:val="1022"/>
         </w:numPr>
       </w:pPr>
       <w:r>
@@ -6773,7 +7047,7 @@
       <w:r>
         <w:t xml:space="preserve"> </w:t>
       </w:r>
-      <w:hyperlink r:id="rId66">
+      <w:hyperlink r:id="rId67">
         <w:r>
           <w:rPr>
             <w:rStyle w:val="Hyperlink"/>
@@ -6793,7 +7067,7 @@
         <w:pStyle w:val="Compact"/>
         <w:numPr>
           <w:ilvl w:val="0"/>
-          <w:numId w:val="1020"/>
+          <w:numId w:val="1022"/>
         </w:numPr>
       </w:pPr>
       <w:r>
@@ -6806,14 +7080,14 @@
         <w:t xml:space="preserve">because a bare citation key renders as the author list.</w:t>
       </w:r>
     </w:p>
-    <w:bookmarkEnd w:id="67"/>
-    <w:bookmarkStart w:id="76" w:name="rules-that-apply-to-all-writing"/>
+    <w:bookmarkEnd w:id="68"/>
+    <w:bookmarkStart w:id="77" w:name="rules-that-apply-to-all-writing"/>
     <w:p>
       <w:pPr>
         <w:pStyle w:val="Heading2"/>
       </w:pPr>
       <w:r>
-        <w:t xml:space="preserve">24 Rules that apply to all writing</w:t>
+        <w:t xml:space="preserve">25 Rules that apply to all writing</w:t>
       </w:r>
     </w:p>
     <w:p>
@@ -6829,10 +7103,10 @@
         <w:pStyle w:val="Compact"/>
         <w:numPr>
           <w:ilvl w:val="0"/>
-          <w:numId w:val="1021"/>
-        </w:numPr>
-      </w:pPr>
-      <w:hyperlink r:id="rId68">
+          <w:numId w:val="1023"/>
+        </w:numPr>
+      </w:pPr>
+      <w:hyperlink r:id="rId69">
         <w:r>
           <w:rPr>
             <w:rStyle w:val="Hyperlink"/>
@@ -6849,10 +7123,10 @@
         <w:pStyle w:val="Compact"/>
         <w:numPr>
           <w:ilvl w:val="0"/>
-          <w:numId w:val="1021"/>
-        </w:numPr>
-      </w:pPr>
-      <w:hyperlink r:id="rId69">
+          <w:numId w:val="1023"/>
+        </w:numPr>
+      </w:pPr>
+      <w:hyperlink r:id="rId70">
         <w:r>
           <w:rPr>
             <w:rStyle w:val="Hyperlink"/>
@@ -6872,10 +7146,10 @@
         <w:pStyle w:val="Compact"/>
         <w:numPr>
           <w:ilvl w:val="0"/>
-          <w:numId w:val="1021"/>
-        </w:numPr>
-      </w:pPr>
-      <w:hyperlink r:id="rId70">
+          <w:numId w:val="1023"/>
+        </w:numPr>
+      </w:pPr>
+      <w:hyperlink r:id="rId71">
         <w:r>
           <w:rPr>
             <w:rStyle w:val="Hyperlink"/>
@@ -6892,10 +7166,10 @@
         <w:pStyle w:val="Compact"/>
         <w:numPr>
           <w:ilvl w:val="0"/>
-          <w:numId w:val="1021"/>
-        </w:numPr>
-      </w:pPr>
-      <w:hyperlink r:id="rId71">
+          <w:numId w:val="1023"/>
+        </w:numPr>
+      </w:pPr>
+      <w:hyperlink r:id="rId72">
         <w:r>
           <w:rPr>
             <w:rStyle w:val="Hyperlink"/>
@@ -6915,10 +7189,10 @@
         <w:pStyle w:val="Compact"/>
         <w:numPr>
           <w:ilvl w:val="0"/>
-          <w:numId w:val="1021"/>
-        </w:numPr>
-      </w:pPr>
-      <w:hyperlink r:id="rId72">
+          <w:numId w:val="1023"/>
+        </w:numPr>
+      </w:pPr>
+      <w:hyperlink r:id="rId73">
         <w:r>
           <w:rPr>
             <w:rStyle w:val="Hyperlink"/>
@@ -6930,8 +7204,8 @@
         <w:t xml:space="preserve">.</w:t>
       </w:r>
     </w:p>
-    <w:bookmarkStart w:id="75" w:name="refs"/>
-    <w:bookmarkStart w:id="74" w:name="ref-freeman2014active"/>
+    <w:bookmarkStart w:id="76" w:name="refs"/>
+    <w:bookmarkStart w:id="75" w:name="ref-freeman2014active"/>
     <w:p>
       <w:pPr>
         <w:pStyle w:val="Bibliography"/>
@@ -6964,7 +7238,7 @@
       <w:r>
         <w:t xml:space="preserve"> </w:t>
       </w:r>
-      <w:hyperlink r:id="rId73">
+      <w:hyperlink r:id="rId74">
         <w:r>
           <w:rPr>
             <w:rStyle w:val="Hyperlink"/>
@@ -6976,9 +7250,9 @@
         <w:t xml:space="preserve">.</w:t>
       </w:r>
     </w:p>
-    <w:bookmarkEnd w:id="74"/>
     <w:bookmarkEnd w:id="75"/>
     <w:bookmarkEnd w:id="76"/>
+    <w:bookmarkEnd w:id="77"/>
     <w:sectPr>
       <w:footnotePr>
         <w:numRestart w:val="eachSect"/>
@@ -7256,6 +7530,12 @@
     <w:abstractNumId w:val="991"/>
   </w:num>
   <w:num w:numId="1021">
+    <w:abstractNumId w:val="991"/>
+  </w:num>
+  <w:num w:numId="1022">
+    <w:abstractNumId w:val="991"/>
+  </w:num>
+  <w:num w:numId="1023">
     <w:abstractNumId w:val="991"/>
   </w:num>
 </w:numbering>

--- a/pr-preview/pr-382/chapters/teaching-tracked-changes.docx
+++ b/pr-preview/pr-382/chapters/teaching-tracked-changes.docx
@@ -16,7 +16,7 @@
       </w:pPr>
       <w:del w:id="1" w:author="PR Preview" w:date="2026-01-01T00:00:00Z">
         <w:r>
-          <w:delText xml:space="preserve">Last modified: 2026-10-27 01:39:34 (PDT)</w:delText>
+          <w:delText xml:space="preserve">Last modified: 2026-10-27 20:13:11 (PDT)</w:delText>
         </w:r>
       </w:del>
     </w:p>
@@ -26,7 +26,7 @@
       </w:pPr>
       <w:ins w:id="2" w:author="PR Preview" w:date="2026-01-01T00:00:00Z">
         <w:r>
-          <w:t xml:space="preserve">Last modified: 2026-10-27 03:58:50 (PDT)</w:t>
+          <w:t xml:space="preserve">Last modified: 2026-10-27 20:13:17 (PDT)</w:t>
         </w:r>
       </w:ins>
     </w:p>
